--- a/Requisitos/CSU02 - AutenticarUsuario.docx
+++ b/Requisitos/CSU02 - AutenticarUsuario.docx
@@ -522,25 +522,23 @@
                 <w:sz w:val="32"/>
                 <w:szCs w:val="32"/>
               </w:rPr>
-              <w:t xml:space="preserve"> informa </w:t>
-            </w:r>
-            <w:proofErr w:type="spellStart"/>
+              <w:t xml:space="preserve"> informa e</w:t>
+            </w:r>
             <w:r>
               <w:rPr>
                 <w:bCs/>
                 <w:sz w:val="32"/>
                 <w:szCs w:val="32"/>
               </w:rPr>
-              <w:t>email</w:t>
-            </w:r>
-            <w:proofErr w:type="spellEnd"/>
+              <w:t>-</w:t>
+            </w:r>
             <w:r>
               <w:rPr>
                 <w:bCs/>
                 <w:sz w:val="32"/>
                 <w:szCs w:val="32"/>
               </w:rPr>
-              <w:t>/CPF e senha</w:t>
+              <w:t>mail/CPF e senha</w:t>
             </w:r>
             <w:r>
               <w:rPr>
@@ -548,15 +546,7 @@
                 <w:sz w:val="32"/>
                 <w:szCs w:val="32"/>
               </w:rPr>
-              <w:t xml:space="preserve"> </w:t>
-            </w:r>
-            <w:r>
-              <w:rPr>
-                <w:bCs/>
-                <w:sz w:val="32"/>
-                <w:szCs w:val="32"/>
-              </w:rPr>
-              <w:t>(</w:t>
+              <w:t xml:space="preserve"> (</w:t>
             </w:r>
             <w:r>
               <w:rPr>
@@ -565,7 +555,7 @@
                 <w:sz w:val="32"/>
                 <w:szCs w:val="32"/>
               </w:rPr>
-              <w:t>Tela</w:t>
+              <w:t>Tela_0</w:t>
             </w:r>
             <w:r>
               <w:rPr>
@@ -574,7 +564,7 @@
                 <w:sz w:val="32"/>
                 <w:szCs w:val="32"/>
               </w:rPr>
-              <w:t>_01</w:t>
+              <w:t>02</w:t>
             </w:r>
             <w:r>
               <w:rPr>
@@ -683,6 +673,14 @@
                 <w:sz w:val="32"/>
                 <w:szCs w:val="32"/>
               </w:rPr>
+              <w:t xml:space="preserve"> </w:t>
+            </w:r>
+            <w:r>
+              <w:rPr>
+                <w:bCs/>
+                <w:sz w:val="32"/>
+                <w:szCs w:val="32"/>
+              </w:rPr>
               <w:t>(</w:t>
             </w:r>
             <w:r>
@@ -701,7 +699,7 @@
                 <w:sz w:val="32"/>
                 <w:szCs w:val="32"/>
               </w:rPr>
-              <w:t>4</w:t>
+              <w:t>07</w:t>
             </w:r>
             <w:r>
               <w:rPr>
@@ -795,7 +793,7 @@
               <w:t></w:t>
             </w:r>
             <w:r>
-              <w:t xml:space="preserve">  </w:t>
+              <w:t xml:space="preserve"> </w:t>
             </w:r>
             <w:r>
               <w:rPr>
@@ -865,11 +863,13 @@
             <w:r>
               <w:rPr>
                 <w:rFonts w:hAnsi="Symbol"/>
+                <w:sz w:val="28"/>
+                <w:szCs w:val="28"/>
               </w:rPr>
               <w:t></w:t>
             </w:r>
             <w:r>
-              <w:t xml:space="preserve">  </w:t>
+              <w:t xml:space="preserve"> </w:t>
             </w:r>
             <w:r>
               <w:rPr>
@@ -1094,13 +1094,8 @@
               <w:jc w:val="center"/>
             </w:pPr>
             <w:r>
-              <w:t xml:space="preserve">Marcos </w:t>
-            </w:r>
-            <w:proofErr w:type="spellStart"/>
-            <w:r>
-              <w:t>Dósea</w:t>
-            </w:r>
-            <w:proofErr w:type="spellEnd"/>
+              <w:t>Marcos Dósea</w:t>
+            </w:r>
           </w:p>
         </w:tc>
         <w:tc>
@@ -1161,13 +1156,8 @@
               <w:jc w:val="center"/>
             </w:pPr>
             <w:r>
-              <w:t xml:space="preserve">Marcos </w:t>
-            </w:r>
-            <w:proofErr w:type="spellStart"/>
-            <w:r>
-              <w:t>Dósea</w:t>
-            </w:r>
-            <w:proofErr w:type="spellEnd"/>
+              <w:t>Marcos Dósea</w:t>
+            </w:r>
           </w:p>
         </w:tc>
         <w:tc>
@@ -1228,13 +1218,8 @@
               <w:jc w:val="center"/>
             </w:pPr>
             <w:r>
-              <w:t xml:space="preserve">Marcos </w:t>
-            </w:r>
-            <w:proofErr w:type="spellStart"/>
-            <w:r>
-              <w:t>Dósea</w:t>
-            </w:r>
-            <w:proofErr w:type="spellEnd"/>
+              <w:t>Marcos Dósea</w:t>
+            </w:r>
           </w:p>
         </w:tc>
         <w:tc>
@@ -1295,13 +1280,8 @@
               <w:jc w:val="center"/>
             </w:pPr>
             <w:r>
-              <w:t xml:space="preserve">Marcos </w:t>
-            </w:r>
-            <w:proofErr w:type="spellStart"/>
-            <w:r>
-              <w:t>Dósea</w:t>
-            </w:r>
-            <w:proofErr w:type="spellEnd"/>
+              <w:t>Marcos Dósea</w:t>
+            </w:r>
           </w:p>
         </w:tc>
         <w:tc>
